--- a/artifacts/CORE-05/build/internal-policy-library-finance-memo-software-capitalization-2024.docx
+++ b/artifacts/CORE-05/build/internal-policy-library-finance-memo-software-capitalization-2024.docx
@@ -8,15 +8,6 @@
         <w:pStyle w:val="Heading1"/>
       </w:pPr>
       <w:r>
-        <w:rPr>
-          <w:rStyle w:val="SectionNumber"/>
-        </w:rPr>
-        <w:t xml:space="preserve">1</w:t>
-      </w:r>
-      <w:r>
-        <w:tab/>
-      </w:r>
-      <w:r>
         <w:t xml:space="preserve">Accounting Policy Memorandum: Capitalization of Internal-Use Software (ASC 350-40)</w:t>
       </w:r>
     </w:p>
@@ -25,15 +16,6 @@
       <w:pPr>
         <w:pStyle w:val="Heading2"/>
       </w:pPr>
-      <w:r>
-        <w:rPr>
-          <w:rStyle w:val="SectionNumber"/>
-        </w:rPr>
-        <w:t xml:space="preserve">1.1</w:t>
-      </w:r>
-      <w:r>
-        <w:tab/>
-      </w:r>
       <w:r>
         <w:t xml:space="preserve">Document Control</w:t>
       </w:r>
@@ -323,15 +305,6 @@
         <w:pStyle w:val="Heading2"/>
       </w:pPr>
       <w:r>
-        <w:rPr>
-          <w:rStyle w:val="SectionNumber"/>
-        </w:rPr>
-        <w:t xml:space="preserve">1.2</w:t>
-      </w:r>
-      <w:r>
-        <w:tab/>
-      </w:r>
-      <w:r>
         <w:t xml:space="preserve">Memorandum</w:t>
       </w:r>
     </w:p>
@@ -414,15 +387,6 @@
         <w:pStyle w:val="Heading2"/>
       </w:pPr>
       <w:r>
-        <w:rPr>
-          <w:rStyle w:val="SectionNumber"/>
-        </w:rPr>
-        <w:t xml:space="preserve">1.3</w:t>
-      </w:r>
-      <w:r>
-        <w:tab/>
-      </w:r>
-      <w:r>
         <w:t xml:space="preserve">1. Purpose</w:t>
       </w:r>
     </w:p>
@@ -441,15 +405,6 @@
         <w:pStyle w:val="Heading2"/>
       </w:pPr>
       <w:r>
-        <w:rPr>
-          <w:rStyle w:val="SectionNumber"/>
-        </w:rPr>
-        <w:t xml:space="preserve">1.4</w:t>
-      </w:r>
-      <w:r>
-        <w:tab/>
-      </w:r>
-      <w:r>
         <w:t xml:space="preserve">2. Background</w:t>
       </w:r>
     </w:p>
@@ -468,15 +423,6 @@
         <w:pStyle w:val="Heading2"/>
       </w:pPr>
       <w:r>
-        <w:rPr>
-          <w:rStyle w:val="SectionNumber"/>
-        </w:rPr>
-        <w:t xml:space="preserve">1.5</w:t>
-      </w:r>
-      <w:r>
-        <w:tab/>
-      </w:r>
-      <w:r>
         <w:t xml:space="preserve">3. Scope</w:t>
       </w:r>
     </w:p>
@@ -495,15 +441,6 @@
         <w:pStyle w:val="Heading2"/>
       </w:pPr>
       <w:r>
-        <w:rPr>
-          <w:rStyle w:val="SectionNumber"/>
-        </w:rPr>
-        <w:t xml:space="preserve">1.6</w:t>
-      </w:r>
-      <w:r>
-        <w:tab/>
-      </w:r>
-      <w:r>
         <w:t xml:space="preserve">4. Analysis</w:t>
       </w:r>
     </w:p>
@@ -520,15 +457,6 @@
       <w:pPr>
         <w:pStyle w:val="Heading3"/>
       </w:pPr>
-      <w:r>
-        <w:rPr>
-          <w:rStyle w:val="SectionNumber"/>
-        </w:rPr>
-        <w:t xml:space="preserve">1.6.1</w:t>
-      </w:r>
-      <w:r>
-        <w:tab/>
-      </w:r>
       <w:r>
         <w:t xml:space="preserve">4.1 Preliminary Project Stage</w:t>
       </w:r>
@@ -548,15 +476,6 @@
         <w:pStyle w:val="Heading3"/>
       </w:pPr>
       <w:r>
-        <w:rPr>
-          <w:rStyle w:val="SectionNumber"/>
-        </w:rPr>
-        <w:t xml:space="preserve">1.6.2</w:t>
-      </w:r>
-      <w:r>
-        <w:tab/>
-      </w:r>
-      <w:r>
         <w:t xml:space="preserve">4.2 Application Development Stage</w:t>
       </w:r>
     </w:p>
@@ -583,15 +502,6 @@
         <w:pStyle w:val="Heading3"/>
       </w:pPr>
       <w:r>
-        <w:rPr>
-          <w:rStyle w:val="SectionNumber"/>
-        </w:rPr>
-        <w:t xml:space="preserve">1.6.3</w:t>
-      </w:r>
-      <w:r>
-        <w:tab/>
-      </w:r>
-      <w:r>
         <w:t xml:space="preserve">4.3 Post-Implementation and Operation Stage</w:t>
       </w:r>
     </w:p>
@@ -610,15 +520,6 @@
         <w:pStyle w:val="Heading3"/>
       </w:pPr>
       <w:r>
-        <w:rPr>
-          <w:rStyle w:val="SectionNumber"/>
-        </w:rPr>
-        <w:t xml:space="preserve">1.6.4</w:t>
-      </w:r>
-      <w:r>
-        <w:tab/>
-      </w:r>
-      <w:r>
         <w:t xml:space="preserve">4.4 Upgrades and Enhancements</w:t>
       </w:r>
     </w:p>
@@ -636,15 +537,6 @@
       <w:pPr>
         <w:pStyle w:val="Heading3"/>
       </w:pPr>
-      <w:r>
-        <w:rPr>
-          <w:rStyle w:val="SectionNumber"/>
-        </w:rPr>
-        <w:t xml:space="preserve">1.6.5</w:t>
-      </w:r>
-      <w:r>
-        <w:tab/>
-      </w:r>
       <w:r>
         <w:t xml:space="preserve">4.5 Internal Labor</w:t>
       </w:r>
@@ -664,15 +556,6 @@
       <w:pPr>
         <w:pStyle w:val="Heading2"/>
       </w:pPr>
-      <w:r>
-        <w:rPr>
-          <w:rStyle w:val="SectionNumber"/>
-        </w:rPr>
-        <w:t xml:space="preserve">1.7</w:t>
-      </w:r>
-      <w:r>
-        <w:tab/>
-      </w:r>
       <w:r>
         <w:t xml:space="preserve">5. Policy Conclusion</w:t>
       </w:r>
@@ -794,15 +677,6 @@
         <w:pStyle w:val="Heading2"/>
       </w:pPr>
       <w:r>
-        <w:rPr>
-          <w:rStyle w:val="SectionNumber"/>
-        </w:rPr>
-        <w:t xml:space="preserve">1.8</w:t>
-      </w:r>
-      <w:r>
-        <w:tab/>
-      </w:r>
-      <w:r>
         <w:t xml:space="preserve">6. Examples</w:t>
       </w:r>
     </w:p>
@@ -885,15 +759,6 @@
         <w:pStyle w:val="Heading2"/>
       </w:pPr>
       <w:r>
-        <w:rPr>
-          <w:rStyle w:val="SectionNumber"/>
-        </w:rPr>
-        <w:t xml:space="preserve">1.9</w:t>
-      </w:r>
-      <w:r>
-        <w:tab/>
-      </w:r>
-      <w:r>
         <w:t xml:space="preserve">7. Controls and Documentation</w:t>
       </w:r>
     </w:p>
@@ -911,15 +776,6 @@
       <w:pPr>
         <w:pStyle w:val="Heading2"/>
       </w:pPr>
-      <w:r>
-        <w:rPr>
-          <w:rStyle w:val="SectionNumber"/>
-        </w:rPr>
-        <w:t xml:space="preserve">1.10</w:t>
-      </w:r>
-      <w:r>
-        <w:tab/>
-      </w:r>
       <w:r>
         <w:t xml:space="preserve">8. Related Documents</w:t>
       </w:r>
@@ -978,15 +834,6 @@
       <w:pPr>
         <w:pStyle w:val="Heading2"/>
       </w:pPr>
-      <w:r>
-        <w:rPr>
-          <w:rStyle w:val="SectionNumber"/>
-        </w:rPr>
-        <w:t xml:space="preserve">1.11</w:t>
-      </w:r>
-      <w:r>
-        <w:tab/>
-      </w:r>
       <w:r>
         <w:t xml:space="preserve">Version History</w:t>
       </w:r>
